--- a/articles/000837/Baccus final for publication.docx
+++ b/articles/000837/Baccus final for publication.docx
@@ -465,21 +465,7 @@
         <w:rPr>
           <w:highlight w:val="white"/>
         </w:rPr>
-        <w:t xml:space="preserve"> </w:t>
-      </w:r>
-      <w:proofErr w:type="gramStart"/>
-      <w:r>
-        <w:rPr>
-          <w:highlight w:val="white"/>
-        </w:rPr>
-        <w:t>exists</w:t>
-      </w:r>
-      <w:proofErr w:type="gramEnd"/>
-      <w:r>
-        <w:rPr>
-          <w:highlight w:val="white"/>
-        </w:rPr>
-        <w:t xml:space="preserve"> as an example of an open-access resource for early Caribbean materials which, importantly, “engages specific modes of remixing that characterize contemporary Caribbean art and music to present the material anew” </w:t>
+        <w:t xml:space="preserve"> exists as an example of an open-access resource for early Caribbean materials which, importantly, “engages specific modes of remixing that characterize contemporary Caribbean art and music to present the material anew” </w:t>
       </w:r>
       <w:r>
         <w:rPr>
@@ -1023,15 +1009,7 @@
         <w:t>Fugitive Caribbean Project</w:t>
       </w:r>
       <w:r>
-        <w:t xml:space="preserve"> further leverages public participation, blending creative responses and careful transcription of fugitive slave ads, so that users become co-archivists as well as speculative world-builders, responding to absences in the record by reframing them into opportunities for communal engagement and contemporary meaning-making. These examples embody the ethos that digital archives for the Caribbean do not aim to definitively solve the historical absences of colonial </w:t>
-      </w:r>
-      <w:proofErr w:type="gramStart"/>
-      <w:r>
-        <w:t>violence, but</w:t>
-      </w:r>
-      <w:proofErr w:type="gramEnd"/>
-      <w:r>
-        <w:t xml:space="preserve"> rather keep open the possibility of alternative futures through creative, reparative, and always-incomplete acts of fugitive curation and narrative formation.</w:t>
+        <w:t xml:space="preserve"> further leverages public participation, blending creative responses and careful transcription of fugitive slave ads, so that users become co-archivists as well as speculative world-builders, responding to absences in the record by reframing them into opportunities for communal engagement and contemporary meaning-making. These examples embody the ethos that digital archives for the Caribbean do not aim to definitively solve the historical absences of colonial violence, but rather keep open the possibility of alternative futures through creative, reparative, and always-incomplete acts of fugitive curation and narrative formation.</w:t>
       </w:r>
     </w:p>
     <w:p>
@@ -1342,23 +1320,34 @@
       <w:pPr>
         <w:spacing w:after="288"/>
         <w:ind w:left="720" w:hanging="720"/>
-      </w:pPr>
-      <w:r>
+        <w:rPr>
+          <w:highlight w:val="green"/>
+        </w:rPr>
+      </w:pPr>
+      <w:r>
+        <w:rPr>
+          <w:highlight w:val="green"/>
+        </w:rPr>
         <w:t xml:space="preserve">Amponsah, E.-L. (2023) “Black dis/engagement: negotiating mainstream media presence and refusal.” </w:t>
       </w:r>
       <w:r>
         <w:rPr>
           <w:rStyle w:val="dhqitalictitle"/>
+          <w:highlight w:val="green"/>
         </w:rPr>
         <w:t>European Journal of Cultural Studies</w:t>
       </w:r>
       <w:r>
         <w:rPr>
           <w:i/>
+          <w:highlight w:val="green"/>
         </w:rPr>
         <w:t xml:space="preserve">, </w:t>
       </w:r>
       <w:r>
+        <w:rPr>
+          <w:highlight w:val="green"/>
+        </w:rPr>
         <w:t>27(5), 1037-1055.</w:t>
       </w:r>
     </w:p>
@@ -1368,6 +1357,9 @@
         <w:ind w:left="720" w:hanging="720"/>
       </w:pPr>
       <w:r>
+        <w:rPr>
+          <w:highlight w:val="green"/>
+        </w:rPr>
         <w:t>Belle, L. (2011) “The Planter’s Chair.” Whim Plantation, St. Croix, USVI.</w:t>
       </w:r>
     </w:p>
@@ -1375,23 +1367,34 @@
       <w:pPr>
         <w:spacing w:after="288"/>
         <w:ind w:left="720" w:hanging="720"/>
-      </w:pPr>
-      <w:r>
+        <w:rPr>
+          <w:highlight w:val="green"/>
+        </w:rPr>
+      </w:pPr>
+      <w:r>
+        <w:rPr>
+          <w:highlight w:val="green"/>
+        </w:rPr>
         <w:t xml:space="preserve">Benjamin, R. (2019) </w:t>
       </w:r>
       <w:r>
         <w:rPr>
           <w:rStyle w:val="dhqitalictitle"/>
+          <w:highlight w:val="green"/>
         </w:rPr>
         <w:t>Race after technology: Abolitionist tools for the new Jim code</w:t>
       </w:r>
       <w:r>
         <w:rPr>
           <w:i/>
+          <w:highlight w:val="green"/>
         </w:rPr>
         <w:t>.</w:t>
       </w:r>
       <w:r>
+        <w:rPr>
+          <w:highlight w:val="green"/>
+        </w:rPr>
         <w:t xml:space="preserve"> Polity.</w:t>
       </w:r>
     </w:p>
@@ -1399,17 +1402,27 @@
       <w:pPr>
         <w:spacing w:after="288"/>
         <w:ind w:left="720" w:hanging="720"/>
-      </w:pPr>
-      <w:r>
+        <w:rPr>
+          <w:highlight w:val="green"/>
+        </w:rPr>
+      </w:pPr>
+      <w:r>
+        <w:rPr>
+          <w:highlight w:val="green"/>
+        </w:rPr>
         <w:t xml:space="preserve">Brown, Vincent. (2015) “Mapping a slave revolt: visualizing spatial history through the archives of slavery.” </w:t>
       </w:r>
       <w:r>
         <w:rPr>
           <w:rStyle w:val="dhqitalictitle"/>
+          <w:highlight w:val="green"/>
         </w:rPr>
         <w:t>Social Text</w:t>
       </w:r>
       <w:r>
+        <w:rPr>
+          <w:highlight w:val="green"/>
+        </w:rPr>
         <w:t>, 33, pp. 134–41.</w:t>
       </w:r>
     </w:p>
@@ -1417,20 +1430,33 @@
       <w:pPr>
         <w:spacing w:after="288"/>
         <w:ind w:left="720" w:hanging="720"/>
-      </w:pPr>
-      <w:r>
+        <w:rPr>
+          <w:highlight w:val="green"/>
+        </w:rPr>
+      </w:pPr>
+      <w:r>
+        <w:rPr>
+          <w:highlight w:val="green"/>
+        </w:rPr>
         <w:t xml:space="preserve">Brown, Vincent. (2016) “Narrative interface for new media history: slave revolt in Jamaica, 1760–1761.” </w:t>
       </w:r>
       <w:r>
         <w:rPr>
           <w:rStyle w:val="dhqitalictitle"/>
+          <w:highlight w:val="green"/>
         </w:rPr>
         <w:t>American Historical Review</w:t>
       </w:r>
       <w:r>
+        <w:rPr>
+          <w:highlight w:val="green"/>
+        </w:rPr>
         <w:t>, 121, pp. 176–86</w:t>
       </w:r>
       <w:r>
+        <w:rPr>
+          <w:highlight w:val="green"/>
+        </w:rPr>
         <w:t>.</w:t>
       </w:r>
     </w:p>
@@ -1440,59 +1466,93 @@
         <w:ind w:left="720" w:hanging="720"/>
       </w:pPr>
       <w:r>
+        <w:rPr>
+          <w:highlight w:val="green"/>
+        </w:rPr>
         <w:t>Bryan, P. E. (2024) Review of</w:t>
       </w:r>
       <w:r>
         <w:rPr>
           <w:i/>
+          <w:highlight w:val="green"/>
         </w:rPr>
         <w:t xml:space="preserve"> </w:t>
       </w:r>
       <w:r>
         <w:rPr>
           <w:rStyle w:val="dhqitalictitle"/>
+          <w:highlight w:val="green"/>
         </w:rPr>
         <w:t>Archives, History and Nation: Review of Decolonizing the Caribbean Record: An Archives Reader</w:t>
       </w:r>
       <w:r>
+        <w:rPr>
+          <w:highlight w:val="green"/>
+        </w:rPr>
         <w:t xml:space="preserve">, ed. Jeannette A. Bastian, John A. Aarons and Stanley H. Griffin. </w:t>
       </w:r>
       <w:r>
         <w:rPr>
           <w:rStyle w:val="dhqitalictitle"/>
+          <w:highlight w:val="green"/>
         </w:rPr>
         <w:t>Caribbean Quarterly</w:t>
       </w:r>
       <w:r>
+        <w:rPr>
+          <w:highlight w:val="green"/>
+        </w:rPr>
         <w:t xml:space="preserve">, 70(1), </w:t>
       </w:r>
       <w:r>
+        <w:rPr>
+          <w:highlight w:val="green"/>
+        </w:rPr>
         <w:t xml:space="preserve">pp. </w:t>
       </w:r>
       <w:r>
-        <w:t xml:space="preserve">113–124. </w:t>
+        <w:rPr>
+          <w:highlight w:val="green"/>
+        </w:rPr>
+        <w:t>113–124.</w:t>
+      </w:r>
+      <w:r>
+        <w:t xml:space="preserve"> </w:t>
       </w:r>
     </w:p>
     <w:p>
       <w:pPr>
         <w:spacing w:after="288"/>
         <w:ind w:left="720" w:hanging="720"/>
+        <w:rPr>
+          <w:highlight w:val="green"/>
+        </w:rPr>
       </w:pPr>
       <w:proofErr w:type="spellStart"/>
       <w:r>
+        <w:rPr>
+          <w:highlight w:val="green"/>
+        </w:rPr>
         <w:t>Campt</w:t>
       </w:r>
       <w:proofErr w:type="spellEnd"/>
       <w:r>
+        <w:rPr>
+          <w:highlight w:val="green"/>
+        </w:rPr>
         <w:t xml:space="preserve">, T. M. (2019) “Black visuality and the practice of refusal.” </w:t>
       </w:r>
       <w:r>
         <w:rPr>
           <w:rStyle w:val="dhqitalictitle"/>
+          <w:highlight w:val="green"/>
         </w:rPr>
         <w:t>Women &amp; Performance: A Journal of Feminist Theory</w:t>
       </w:r>
       <w:r>
+        <w:rPr>
+          <w:highlight w:val="green"/>
+        </w:rPr>
         <w:t>, 29(1), pp. 79–87.</w:t>
       </w:r>
     </w:p>
@@ -1500,35 +1560,63 @@
       <w:pPr>
         <w:spacing w:after="288"/>
         <w:ind w:left="720" w:hanging="720"/>
-      </w:pPr>
-      <w:r>
+        <w:rPr>
+          <w:highlight w:val="green"/>
+        </w:rPr>
+      </w:pPr>
+      <w:r>
+        <w:rPr>
+          <w:highlight w:val="green"/>
+        </w:rPr>
         <w:t>Fraser, Nancy</w:t>
       </w:r>
       <w:r>
+        <w:rPr>
+          <w:highlight w:val="green"/>
+        </w:rPr>
         <w:t xml:space="preserve">. </w:t>
       </w:r>
       <w:r>
+        <w:rPr>
+          <w:highlight w:val="green"/>
+        </w:rPr>
         <w:t>(1992)</w:t>
       </w:r>
       <w:r>
+        <w:rPr>
+          <w:highlight w:val="green"/>
+        </w:rPr>
         <w:t xml:space="preserve"> “Rethinking the Public Sphere: A Contribution to the Critique of Actually Existing Democracy”</w:t>
       </w:r>
       <w:r>
+        <w:rPr>
+          <w:highlight w:val="green"/>
+        </w:rPr>
         <w:t xml:space="preserve"> in Craig J. Calhoun (ed.)</w:t>
       </w:r>
       <w:r>
+        <w:rPr>
+          <w:highlight w:val="green"/>
+        </w:rPr>
         <w:t xml:space="preserve"> </w:t>
       </w:r>
       <w:r>
         <w:rPr>
           <w:rStyle w:val="dhqitalictitle"/>
+          <w:highlight w:val="green"/>
         </w:rPr>
         <w:t>Habermas and the Public Sphere</w:t>
       </w:r>
       <w:r>
+        <w:rPr>
+          <w:highlight w:val="green"/>
+        </w:rPr>
         <w:t>, MIT Press, pp. 109-142</w:t>
       </w:r>
       <w:r>
+        <w:rPr>
+          <w:highlight w:val="green"/>
+        </w:rPr>
         <w:t>.</w:t>
       </w:r>
     </w:p>
@@ -1536,17 +1624,27 @@
       <w:pPr>
         <w:spacing w:after="288"/>
         <w:ind w:left="720" w:hanging="720"/>
-      </w:pPr>
-      <w:r>
+        <w:rPr>
+          <w:highlight w:val="green"/>
+        </w:rPr>
+      </w:pPr>
+      <w:r>
+        <w:rPr>
+          <w:highlight w:val="green"/>
+        </w:rPr>
         <w:t xml:space="preserve">Gilroy, Paul. (1993) </w:t>
       </w:r>
       <w:r>
         <w:rPr>
           <w:rStyle w:val="dhqitalictitle"/>
+          <w:highlight w:val="green"/>
         </w:rPr>
         <w:t>The Black Atlantic: Modernity and Double Consciousness</w:t>
       </w:r>
       <w:r>
+        <w:rPr>
+          <w:highlight w:val="green"/>
+        </w:rPr>
         <w:t>. Harvard University Press.</w:t>
       </w:r>
     </w:p>
@@ -1554,47 +1652,79 @@
       <w:pPr>
         <w:spacing w:after="288"/>
         <w:ind w:left="720" w:hanging="720"/>
-      </w:pPr>
-      <w:r>
+        <w:rPr>
+          <w:highlight w:val="green"/>
+        </w:rPr>
+      </w:pPr>
+      <w:r>
+        <w:rPr>
+          <w:highlight w:val="green"/>
+        </w:rPr>
         <w:t xml:space="preserve">Glover, K., &amp; Gil, A. (2023) “Why </w:t>
       </w:r>
       <w:r>
+        <w:rPr>
+          <w:highlight w:val="green"/>
+        </w:rPr>
         <w:t>D</w:t>
       </w:r>
       <w:r>
+        <w:rPr>
+          <w:highlight w:val="green"/>
+        </w:rPr>
         <w:t xml:space="preserve">o </w:t>
       </w:r>
       <w:r>
+        <w:rPr>
+          <w:highlight w:val="green"/>
+        </w:rPr>
         <w:t>T</w:t>
       </w:r>
       <w:r>
+        <w:rPr>
+          <w:highlight w:val="green"/>
+        </w:rPr>
         <w:t xml:space="preserve">his </w:t>
       </w:r>
       <w:r>
+        <w:rPr>
+          <w:highlight w:val="green"/>
+        </w:rPr>
         <w:t>D</w:t>
       </w:r>
       <w:r>
+        <w:rPr>
+          <w:highlight w:val="green"/>
+        </w:rPr>
         <w:t xml:space="preserve">igital?” </w:t>
       </w:r>
       <w:r>
         <w:rPr>
           <w:rStyle w:val="dhqitalictitle"/>
+          <w:highlight w:val="green"/>
         </w:rPr>
         <w:t>archipelagos</w:t>
       </w:r>
       <w:r>
+        <w:rPr>
+          <w:highlight w:val="green"/>
+        </w:rPr>
         <w:t xml:space="preserve">, 7. {Available at: </w:t>
       </w:r>
       <w:hyperlink r:id="rId5">
         <w:r>
           <w:rPr>
             <w:color w:val="0563C1"/>
+            <w:highlight w:val="green"/>
             <w:u w:val="single"/>
           </w:rPr>
           <w:t>https://archipelagosjournal.org/issue07/editors-intro.html</w:t>
         </w:r>
       </w:hyperlink>
       <w:r>
+        <w:rPr>
+          <w:highlight w:val="green"/>
+        </w:rPr>
         <w:t xml:space="preserve"> (Accessed: 22 November 2024).}</w:t>
       </w:r>
     </w:p>
@@ -1602,25 +1732,41 @@
       <w:pPr>
         <w:spacing w:after="288"/>
         <w:ind w:left="720" w:hanging="720"/>
-      </w:pPr>
-      <w:r>
+        <w:rPr>
+          <w:highlight w:val="green"/>
+        </w:rPr>
+      </w:pPr>
+      <w:r>
+        <w:rPr>
+          <w:highlight w:val="green"/>
+        </w:rPr>
         <w:t>Gross-</w:t>
       </w:r>
       <w:proofErr w:type="spellStart"/>
       <w:r>
+        <w:rPr>
+          <w:highlight w:val="green"/>
+        </w:rPr>
         <w:t>Wyrtzen</w:t>
       </w:r>
       <w:proofErr w:type="spellEnd"/>
       <w:r>
+        <w:rPr>
+          <w:highlight w:val="green"/>
+        </w:rPr>
         <w:t xml:space="preserve">, L. &amp; Moulton, A. (2023). “Toward ‘Fugitivity as Method’: An Introduction to the Special Issue.” </w:t>
       </w:r>
       <w:r>
         <w:rPr>
           <w:rStyle w:val="dhqitalictitle"/>
+          <w:highlight w:val="green"/>
         </w:rPr>
         <w:t>ACME</w:t>
       </w:r>
       <w:r>
+        <w:rPr>
+          <w:highlight w:val="green"/>
+        </w:rPr>
         <w:t>, 22(5), pp. 1258–1272.</w:t>
       </w:r>
     </w:p>
@@ -1630,18 +1776,28 @@
         <w:ind w:left="720" w:hanging="720"/>
       </w:pPr>
       <w:r>
+        <w:rPr>
+          <w:highlight w:val="green"/>
+        </w:rPr>
         <w:t xml:space="preserve">Harley, J. B. (1989) “Deconstructing the map.” </w:t>
       </w:r>
       <w:proofErr w:type="spellStart"/>
       <w:r>
         <w:rPr>
           <w:rStyle w:val="dhqitalictitle"/>
+          <w:highlight w:val="green"/>
         </w:rPr>
         <w:t>Cartographica</w:t>
       </w:r>
       <w:proofErr w:type="spellEnd"/>
       <w:r>
-        <w:t xml:space="preserve">, 26, pp. 1–20. </w:t>
+        <w:rPr>
+          <w:highlight w:val="green"/>
+        </w:rPr>
+        <w:t>, 26, pp. 1–20.</w:t>
+      </w:r>
+      <w:r>
+        <w:t xml:space="preserve"> </w:t>
       </w:r>
     </w:p>
     <w:p>
@@ -1931,14 +2087,27 @@
       <w:r>
         <w:t xml:space="preserve">). {Available at: </w:t>
       </w:r>
-      <w:hyperlink r:id="rId8" w:history="1">
-        <w:r>
-          <w:rPr>
-            <w:rStyle w:val="Hyperlink"/>
-          </w:rPr>
-          <w:t>www.digitalhumanities.org/dhq/vol/14/1/000490/000490.html</w:t>
-        </w:r>
-      </w:hyperlink>
+      <w:r>
+        <w:fldChar w:fldCharType="begin"/>
+      </w:r>
+      <w:r>
+        <w:instrText>HYPERLINK "http://www.digitalhumanities.org/dhq/vol/14/1/000490/000490.html"</w:instrText>
+      </w:r>
+      <w:r>
+        <w:fldChar w:fldCharType="separate"/>
+      </w:r>
+      <w:r>
+        <w:rPr>
+          <w:rStyle w:val="Hyperlink"/>
+        </w:rPr>
+        <w:t>www.digitalhumanities.org/dhq/vol/14/1/000490/000490.html</w:t>
+      </w:r>
+      <w:r>
+        <w:rPr>
+          <w:rStyle w:val="Hyperlink"/>
+        </w:rPr>
+        <w:fldChar w:fldCharType="end"/>
+      </w:r>
       <w:r>
         <w:t xml:space="preserve"> (</w:t>
       </w:r>
@@ -2161,20 +2330,30 @@
       </w:pPr>
       <w:proofErr w:type="spellStart"/>
       <w:r>
+        <w:rPr>
+          <w:highlight w:val="green"/>
+        </w:rPr>
         <w:lastRenderedPageBreak/>
         <w:t>Trouillot</w:t>
       </w:r>
       <w:proofErr w:type="spellEnd"/>
       <w:r>
+        <w:rPr>
+          <w:highlight w:val="green"/>
+        </w:rPr>
         <w:t xml:space="preserve">, Michel-Rolph. (1995) </w:t>
       </w:r>
       <w:r>
         <w:rPr>
           <w:rStyle w:val="dhqitalictitle"/>
+          <w:highlight w:val="green"/>
         </w:rPr>
         <w:t>Silencing the past: power and the production of history</w:t>
       </w:r>
       <w:r>
+        <w:rPr>
+          <w:highlight w:val="green"/>
+        </w:rPr>
         <w:t>. Boston: Beacon Press.</w:t>
       </w:r>
     </w:p>
